--- a/SAVITRI BAI PHULE AND RAJMATA JIJAU JAYANTI CELEBRATION.docx
+++ b/SAVITRI BAI PHULE AND RAJMATA JIJAU JAYANTI CELEBRATION.docx
@@ -161,9 +161,10 @@
         <w:rPr>
           <w:rFonts w:ascii="Times New Roman" w:hAnsi="Times New Roman" w:cs="Times New Roman"/>
           <w:b/>
-          <w:sz w:val="24"/>
-          <w:szCs w:val="24"/>
-          <w:lang w:val="en-IN"/>
+          <w:noProof/>
+          <w:sz w:val="24"/>
+          <w:szCs w:val="24"/>
+          <w:lang w:val="en-IN" w:eastAsia="en-IN"/>
         </w:rPr>
         <w:drawing>
           <wp:anchor distT="0" distB="0" distL="114300" distR="114300" simplePos="0" relativeHeight="251660288" behindDoc="0" locked="0" layoutInCell="1" allowOverlap="1" wp14:anchorId="49AD790A" wp14:editId="1F094E2D">
@@ -180,7 +181,7 @@
             <wp:docPr id="10" name="Picture 9">
               <a:extLst xmlns:a="http://schemas.openxmlformats.org/drawingml/2006/main">
                 <a:ext uri="{FF2B5EF4-FFF2-40B4-BE49-F238E27FC236}">
-                  <a16:creationId xmlns="" xmlns:p="http://schemas.openxmlformats.org/presentationml/2006/main" xmlns:a16="http://schemas.microsoft.com/office/drawing/2014/main" xmlns:lc="http://schemas.openxmlformats.org/drawingml/2006/lockedCanvas" id="{48B72BD2-008D-398B-84C9-22B60DA4EB5F}"/>
+                  <a16:creationId xmlns:lc="http://schemas.openxmlformats.org/drawingml/2006/lockedCanvas" xmlns:a16="http://schemas.microsoft.com/office/drawing/2014/main" xmlns:p="http://schemas.openxmlformats.org/presentationml/2006/main" xmlns="" xmlns:w="http://schemas.openxmlformats.org/wordprocessingml/2006/main" xmlns:w10="urn:schemas-microsoft-com:office:word" xmlns:v="urn:schemas-microsoft-com:vml" xmlns:o="urn:schemas-microsoft-com:office:office" id="{48B72BD2-008D-398B-84C9-22B60DA4EB5F}"/>
                 </a:ext>
               </a:extLst>
             </wp:docPr>
@@ -194,7 +195,7 @@
                     <pic:cNvPr id="10" name="Picture 9">
                       <a:extLst>
                         <a:ext uri="{FF2B5EF4-FFF2-40B4-BE49-F238E27FC236}">
-                          <a16:creationId xmlns="" xmlns:p="http://schemas.openxmlformats.org/presentationml/2006/main" xmlns:a16="http://schemas.microsoft.com/office/drawing/2014/main" xmlns:lc="http://schemas.openxmlformats.org/drawingml/2006/lockedCanvas" id="{48B72BD2-008D-398B-84C9-22B60DA4EB5F}"/>
+                          <a16:creationId xmlns:lc="http://schemas.openxmlformats.org/drawingml/2006/lockedCanvas" xmlns:a16="http://schemas.microsoft.com/office/drawing/2014/main" xmlns:p="http://schemas.openxmlformats.org/presentationml/2006/main" xmlns="" xmlns:w="http://schemas.openxmlformats.org/wordprocessingml/2006/main" xmlns:w10="urn:schemas-microsoft-com:office:word" xmlns:v="urn:schemas-microsoft-com:vml" xmlns:o="urn:schemas-microsoft-com:office:office" id="{48B72BD2-008D-398B-84C9-22B60DA4EB5F}"/>
                         </a:ext>
                       </a:extLst>
                     </pic:cNvPr>
@@ -345,10 +346,11 @@
         <w:rPr>
           <w:rFonts w:ascii="Times New Roman" w:hAnsi="Times New Roman" w:cs="Times New Roman"/>
           <w:b/>
+          <w:noProof/>
           <w:color w:val="EE0000"/>
           <w:sz w:val="24"/>
           <w:szCs w:val="24"/>
-          <w:lang w:val="en-IN"/>
+          <w:lang w:val="en-IN" w:eastAsia="en-IN"/>
         </w:rPr>
         <w:drawing>
           <wp:anchor distT="0" distB="0" distL="114300" distR="114300" simplePos="0" relativeHeight="251661312" behindDoc="0" locked="0" layoutInCell="1" allowOverlap="1" wp14:anchorId="3BD835D1" wp14:editId="7095742E">
@@ -365,7 +367,7 @@
             <wp:docPr id="4" name="Picture 3">
               <a:extLst xmlns:a="http://schemas.openxmlformats.org/drawingml/2006/main">
                 <a:ext uri="{FF2B5EF4-FFF2-40B4-BE49-F238E27FC236}">
-                  <a16:creationId xmlns="" xmlns:p="http://schemas.openxmlformats.org/presentationml/2006/main" xmlns:a16="http://schemas.microsoft.com/office/drawing/2014/main" xmlns:lc="http://schemas.openxmlformats.org/drawingml/2006/lockedCanvas" id="{9C2F3847-1AF1-23EE-9408-0E4706528CD3}"/>
+                  <a16:creationId xmlns:lc="http://schemas.openxmlformats.org/drawingml/2006/lockedCanvas" xmlns:a16="http://schemas.microsoft.com/office/drawing/2014/main" xmlns:p="http://schemas.openxmlformats.org/presentationml/2006/main" xmlns="" xmlns:w="http://schemas.openxmlformats.org/wordprocessingml/2006/main" xmlns:w10="urn:schemas-microsoft-com:office:word" xmlns:v="urn:schemas-microsoft-com:vml" xmlns:o="urn:schemas-microsoft-com:office:office" id="{9C2F3847-1AF1-23EE-9408-0E4706528CD3}"/>
                 </a:ext>
               </a:extLst>
             </wp:docPr>
@@ -379,7 +381,7 @@
                     <pic:cNvPr id="4" name="Picture 3">
                       <a:extLst>
                         <a:ext uri="{FF2B5EF4-FFF2-40B4-BE49-F238E27FC236}">
-                          <a16:creationId xmlns="" xmlns:p="http://schemas.openxmlformats.org/presentationml/2006/main" xmlns:a16="http://schemas.microsoft.com/office/drawing/2014/main" xmlns:lc="http://schemas.openxmlformats.org/drawingml/2006/lockedCanvas" id="{9C2F3847-1AF1-23EE-9408-0E4706528CD3}"/>
+                          <a16:creationId xmlns:lc="http://schemas.openxmlformats.org/drawingml/2006/lockedCanvas" xmlns:a16="http://schemas.microsoft.com/office/drawing/2014/main" xmlns:p="http://schemas.openxmlformats.org/presentationml/2006/main" xmlns="" xmlns:w="http://schemas.openxmlformats.org/wordprocessingml/2006/main" xmlns:w10="urn:schemas-microsoft-com:office:word" xmlns:v="urn:schemas-microsoft-com:vml" xmlns:o="urn:schemas-microsoft-com:office:office" id="{9C2F3847-1AF1-23EE-9408-0E4706528CD3}"/>
                         </a:ext>
                       </a:extLst>
                     </pic:cNvPr>
@@ -444,10 +446,11 @@
         <w:rPr>
           <w:rFonts w:ascii="Times New Roman" w:hAnsi="Times New Roman" w:cs="Times New Roman"/>
           <w:b/>
+          <w:noProof/>
           <w:color w:val="EE0000"/>
           <w:sz w:val="24"/>
           <w:szCs w:val="24"/>
-          <w:lang w:val="en-IN"/>
+          <w:lang w:val="en-IN" w:eastAsia="en-IN"/>
         </w:rPr>
         <w:drawing>
           <wp:anchor distT="0" distB="0" distL="114300" distR="114300" simplePos="0" relativeHeight="251662336" behindDoc="0" locked="0" layoutInCell="1" allowOverlap="1" wp14:anchorId="62235F5F" wp14:editId="020EAA24">
@@ -464,7 +467,7 @@
             <wp:docPr id="14" name="Picture 13">
               <a:extLst xmlns:a="http://schemas.openxmlformats.org/drawingml/2006/main">
                 <a:ext uri="{FF2B5EF4-FFF2-40B4-BE49-F238E27FC236}">
-                  <a16:creationId xmlns="" xmlns:p="http://schemas.openxmlformats.org/presentationml/2006/main" xmlns:a16="http://schemas.microsoft.com/office/drawing/2014/main" xmlns:lc="http://schemas.openxmlformats.org/drawingml/2006/lockedCanvas" id="{58A334F4-599B-98AC-A39E-5D34C1603104}"/>
+                  <a16:creationId xmlns:lc="http://schemas.openxmlformats.org/drawingml/2006/lockedCanvas" xmlns:a16="http://schemas.microsoft.com/office/drawing/2014/main" xmlns:p="http://schemas.openxmlformats.org/presentationml/2006/main" xmlns="" xmlns:w="http://schemas.openxmlformats.org/wordprocessingml/2006/main" xmlns:w10="urn:schemas-microsoft-com:office:word" xmlns:v="urn:schemas-microsoft-com:vml" xmlns:o="urn:schemas-microsoft-com:office:office" id="{58A334F4-599B-98AC-A39E-5D34C1603104}"/>
                 </a:ext>
               </a:extLst>
             </wp:docPr>
@@ -478,7 +481,7 @@
                     <pic:cNvPr id="14" name="Picture 13">
                       <a:extLst>
                         <a:ext uri="{FF2B5EF4-FFF2-40B4-BE49-F238E27FC236}">
-                          <a16:creationId xmlns="" xmlns:p="http://schemas.openxmlformats.org/presentationml/2006/main" xmlns:a16="http://schemas.microsoft.com/office/drawing/2014/main" xmlns:lc="http://schemas.openxmlformats.org/drawingml/2006/lockedCanvas" id="{58A334F4-599B-98AC-A39E-5D34C1603104}"/>
+                          <a16:creationId xmlns:lc="http://schemas.openxmlformats.org/drawingml/2006/lockedCanvas" xmlns:a16="http://schemas.microsoft.com/office/drawing/2014/main" xmlns:p="http://schemas.openxmlformats.org/presentationml/2006/main" xmlns="" xmlns:w="http://schemas.openxmlformats.org/wordprocessingml/2006/main" xmlns:w10="urn:schemas-microsoft-com:office:word" xmlns:v="urn:schemas-microsoft-com:vml" xmlns:o="urn:schemas-microsoft-com:office:office" id="{58A334F4-599B-98AC-A39E-5D34C1603104}"/>
                         </a:ext>
                       </a:extLst>
                     </pic:cNvPr>
@@ -656,7 +659,6 @@
         </w:rPr>
         <w:t xml:space="preserve"> and </w:t>
       </w:r>
-      <w:proofErr w:type="spellStart"/>
       <w:r>
         <w:rPr>
           <w:rStyle w:val="whitespace-normal"/>
@@ -666,33 +668,8 @@
           <w:sz w:val="24"/>
           <w:szCs w:val="24"/>
         </w:rPr>
-        <w:t>Rajmata</w:t>
-      </w:r>
-      <w:proofErr w:type="spellEnd"/>
-      <w:r>
-        <w:rPr>
-          <w:rStyle w:val="whitespace-normal"/>
-          <w:rFonts w:ascii="Times New Roman" w:hAnsi="Times New Roman" w:cs="Times New Roman"/>
-          <w:b/>
-          <w:bCs/>
-          <w:sz w:val="24"/>
-          <w:szCs w:val="24"/>
-        </w:rPr>
-        <w:t xml:space="preserve"> </w:t>
-      </w:r>
-      <w:proofErr w:type="spellStart"/>
-      <w:r>
-        <w:rPr>
-          <w:rStyle w:val="whitespace-normal"/>
-          <w:rFonts w:ascii="Times New Roman" w:hAnsi="Times New Roman" w:cs="Times New Roman"/>
-          <w:b/>
-          <w:bCs/>
-          <w:sz w:val="24"/>
-          <w:szCs w:val="24"/>
-        </w:rPr>
-        <w:t>Jijau</w:t>
-      </w:r>
-      <w:proofErr w:type="spellEnd"/>
+        <w:t>Rajmata Jijau</w:t>
+      </w:r>
       <w:r>
         <w:rPr>
           <w:rFonts w:ascii="Times New Roman" w:hAnsi="Times New Roman" w:cs="Times New Roman"/>
@@ -823,7 +800,7 @@
         <w:jc w:val="both"/>
         <w:rPr>
           <w:rFonts w:ascii="Times New Roman" w:hAnsi="Times New Roman" w:cs="Times New Roman"/>
-          <w:color w:val="FF0000"/>
+          <w:color w:val="000000" w:themeColor="text1"/>
           <w:sz w:val="24"/>
           <w:szCs w:val="24"/>
         </w:rPr>
@@ -836,23 +813,13 @@
           <w:szCs w:val="24"/>
           <w:u w:val="single"/>
         </w:rPr>
-        <w:t xml:space="preserve">NUMBER OF </w:t>
-      </w:r>
-      <w:proofErr w:type="gramStart"/>
-      <w:r>
-        <w:rPr>
-          <w:rFonts w:ascii="Times New Roman" w:hAnsi="Times New Roman" w:cs="Times New Roman"/>
-          <w:b/>
-          <w:sz w:val="24"/>
-          <w:szCs w:val="24"/>
-          <w:u w:val="single"/>
-        </w:rPr>
-        <w:t>VOLUNTEERS  PARTICIPATING</w:t>
-      </w:r>
-      <w:proofErr w:type="gramEnd"/>
-      <w:r>
-        <w:rPr>
-          <w:rFonts w:ascii="Times New Roman" w:hAnsi="Times New Roman" w:cs="Times New Roman"/>
+        <w:t>NUMBER OF VOLUNTEERS  PARTICIPATING</w:t>
+      </w:r>
+      <w:bookmarkStart w:id="0" w:name="_GoBack"/>
+      <w:r>
+        <w:rPr>
+          <w:rFonts w:ascii="Times New Roman" w:hAnsi="Times New Roman" w:cs="Times New Roman"/>
+          <w:color w:val="000000" w:themeColor="text1"/>
           <w:sz w:val="24"/>
           <w:szCs w:val="24"/>
         </w:rPr>
@@ -861,13 +828,14 @@
       <w:r>
         <w:rPr>
           <w:rFonts w:ascii="Times New Roman" w:hAnsi="Times New Roman" w:cs="Times New Roman"/>
-          <w:color w:val="FF0000"/>
-          <w:sz w:val="24"/>
-          <w:szCs w:val="24"/>
-        </w:rPr>
-        <w:t>24</w:t>
-      </w:r>
-    </w:p>
+          <w:color w:val="000000" w:themeColor="text1"/>
+          <w:sz w:val="24"/>
+          <w:szCs w:val="24"/>
+        </w:rPr>
+        <w:t>62</w:t>
+      </w:r>
+    </w:p>
+    <w:bookmarkEnd w:id="0"/>
     <w:p>
       <w:pPr>
         <w:spacing w:after="100" w:afterAutospacing="1" w:line="240" w:lineRule="auto"/>
@@ -897,144 +865,16 @@
           <w:szCs w:val="24"/>
           <w:lang w:val="en-IN" w:eastAsia="en-IN"/>
         </w:rPr>
-        <w:t xml:space="preserve">Savitribai Phule and </w:t>
-      </w:r>
-      <w:proofErr w:type="spellStart"/>
-      <w:r>
-        <w:rPr>
-          <w:rFonts w:ascii="Times New Roman" w:hAnsi="Times New Roman" w:cs="Times New Roman"/>
-          <w:b/>
-          <w:bCs/>
+        <w:t>Savitribai Phule and Rajmata Jijau Jayanti Celebration</w:t>
+      </w:r>
+      <w:r>
+        <w:rPr>
+          <w:rFonts w:ascii="Times New Roman" w:hAnsi="Times New Roman" w:cs="Times New Roman"/>
           <w:sz w:val="24"/>
           <w:szCs w:val="24"/>
           <w:lang w:val="en-IN" w:eastAsia="en-IN"/>
         </w:rPr>
-        <w:t>Rajmata</w:t>
-      </w:r>
-      <w:proofErr w:type="spellEnd"/>
-      <w:r>
-        <w:rPr>
-          <w:rFonts w:ascii="Times New Roman" w:hAnsi="Times New Roman" w:cs="Times New Roman"/>
-          <w:b/>
-          <w:bCs/>
-          <w:sz w:val="24"/>
-          <w:szCs w:val="24"/>
-          <w:lang w:val="en-IN" w:eastAsia="en-IN"/>
-        </w:rPr>
-        <w:t xml:space="preserve"> </w:t>
-      </w:r>
-      <w:proofErr w:type="spellStart"/>
-      <w:r>
-        <w:rPr>
-          <w:rFonts w:ascii="Times New Roman" w:hAnsi="Times New Roman" w:cs="Times New Roman"/>
-          <w:b/>
-          <w:bCs/>
-          <w:sz w:val="24"/>
-          <w:szCs w:val="24"/>
-          <w:lang w:val="en-IN" w:eastAsia="en-IN"/>
-        </w:rPr>
-        <w:t>Jijau</w:t>
-      </w:r>
-      <w:proofErr w:type="spellEnd"/>
-      <w:r>
-        <w:rPr>
-          <w:rFonts w:ascii="Times New Roman" w:hAnsi="Times New Roman" w:cs="Times New Roman"/>
-          <w:b/>
-          <w:bCs/>
-          <w:sz w:val="24"/>
-          <w:szCs w:val="24"/>
-          <w:lang w:val="en-IN" w:eastAsia="en-IN"/>
-        </w:rPr>
-        <w:t xml:space="preserve"> Jayanti Celebration</w:t>
-      </w:r>
-      <w:r>
-        <w:rPr>
-          <w:rFonts w:ascii="Times New Roman" w:hAnsi="Times New Roman" w:cs="Times New Roman"/>
-          <w:sz w:val="24"/>
-          <w:szCs w:val="24"/>
-          <w:lang w:val="en-IN" w:eastAsia="en-IN"/>
-        </w:rPr>
-        <w:t xml:space="preserve"> to </w:t>
-      </w:r>
-      <w:proofErr w:type="spellStart"/>
-      <w:r>
-        <w:rPr>
-          <w:rFonts w:ascii="Times New Roman" w:hAnsi="Times New Roman" w:cs="Times New Roman"/>
-          <w:sz w:val="24"/>
-          <w:szCs w:val="24"/>
-          <w:lang w:val="en-IN" w:eastAsia="en-IN"/>
-        </w:rPr>
-        <w:t>honor</w:t>
-      </w:r>
-      <w:proofErr w:type="spellEnd"/>
-      <w:r>
-        <w:rPr>
-          <w:rFonts w:ascii="Times New Roman" w:hAnsi="Times New Roman" w:cs="Times New Roman"/>
-          <w:sz w:val="24"/>
-          <w:szCs w:val="24"/>
-          <w:lang w:val="en-IN" w:eastAsia="en-IN"/>
-        </w:rPr>
-        <w:t xml:space="preserve"> the legacy of two great women who played a significant role in shaping Indian society. The program highlighted Savitribai </w:t>
-      </w:r>
-      <w:proofErr w:type="spellStart"/>
-      <w:r>
-        <w:rPr>
-          <w:rFonts w:ascii="Times New Roman" w:hAnsi="Times New Roman" w:cs="Times New Roman"/>
-          <w:sz w:val="24"/>
-          <w:szCs w:val="24"/>
-          <w:lang w:val="en-IN" w:eastAsia="en-IN"/>
-        </w:rPr>
-        <w:t>Phule’s</w:t>
-      </w:r>
-      <w:proofErr w:type="spellEnd"/>
-      <w:r>
-        <w:rPr>
-          <w:rFonts w:ascii="Times New Roman" w:hAnsi="Times New Roman" w:cs="Times New Roman"/>
-          <w:sz w:val="24"/>
-          <w:szCs w:val="24"/>
-          <w:lang w:val="en-IN" w:eastAsia="en-IN"/>
-        </w:rPr>
-        <w:t xml:space="preserve"> contribution to women’s education and social equality, and </w:t>
-      </w:r>
-      <w:proofErr w:type="spellStart"/>
-      <w:r>
-        <w:rPr>
-          <w:rFonts w:ascii="Times New Roman" w:hAnsi="Times New Roman" w:cs="Times New Roman"/>
-          <w:sz w:val="24"/>
-          <w:szCs w:val="24"/>
-          <w:lang w:val="en-IN" w:eastAsia="en-IN"/>
-        </w:rPr>
-        <w:t>Rajmata</w:t>
-      </w:r>
-      <w:proofErr w:type="spellEnd"/>
-      <w:r>
-        <w:rPr>
-          <w:rFonts w:ascii="Times New Roman" w:hAnsi="Times New Roman" w:cs="Times New Roman"/>
-          <w:sz w:val="24"/>
-          <w:szCs w:val="24"/>
-          <w:lang w:val="en-IN" w:eastAsia="en-IN"/>
-        </w:rPr>
-        <w:t xml:space="preserve"> </w:t>
-      </w:r>
-      <w:proofErr w:type="spellStart"/>
-      <w:r>
-        <w:rPr>
-          <w:rFonts w:ascii="Times New Roman" w:hAnsi="Times New Roman" w:cs="Times New Roman"/>
-          <w:sz w:val="24"/>
-          <w:szCs w:val="24"/>
-          <w:lang w:val="en-IN" w:eastAsia="en-IN"/>
-        </w:rPr>
-        <w:t>Jijau’s</w:t>
-      </w:r>
-      <w:proofErr w:type="spellEnd"/>
-      <w:r>
-        <w:rPr>
-          <w:rFonts w:ascii="Times New Roman" w:hAnsi="Times New Roman" w:cs="Times New Roman"/>
-          <w:sz w:val="24"/>
-          <w:szCs w:val="24"/>
-          <w:lang w:val="en-IN" w:eastAsia="en-IN"/>
-        </w:rPr>
-        <w:t xml:space="preserve"> role in nurturing values of courage, leadership, and patriotism.</w:t>
+        <w:t xml:space="preserve"> to honor the legacy of two great women who played a significant role in shaping Indian society. The program highlighted Savitribai Phule’s contribution to women’s education and social equality, and Rajmata Jijau’s role in nurturing values of courage, leadership, and patriotism.</w:t>
       </w:r>
     </w:p>
     <w:p>
@@ -1099,47 +939,7 @@
           <w:szCs w:val="24"/>
           <w:lang w:val="en-IN" w:eastAsia="en-IN"/>
         </w:rPr>
-        <w:t xml:space="preserve">The NSS Unit successfully conducted the Savitribai Phule and </w:t>
-      </w:r>
-      <w:proofErr w:type="spellStart"/>
-      <w:r>
-        <w:rPr>
-          <w:rFonts w:ascii="Times New Roman" w:hAnsi="Times New Roman" w:cs="Times New Roman"/>
-          <w:sz w:val="24"/>
-          <w:szCs w:val="24"/>
-          <w:lang w:val="en-IN" w:eastAsia="en-IN"/>
-        </w:rPr>
-        <w:t>Rajmata</w:t>
-      </w:r>
-      <w:proofErr w:type="spellEnd"/>
-      <w:r>
-        <w:rPr>
-          <w:rFonts w:ascii="Times New Roman" w:hAnsi="Times New Roman" w:cs="Times New Roman"/>
-          <w:sz w:val="24"/>
-          <w:szCs w:val="24"/>
-          <w:lang w:val="en-IN" w:eastAsia="en-IN"/>
-        </w:rPr>
-        <w:t xml:space="preserve"> </w:t>
-      </w:r>
-      <w:proofErr w:type="spellStart"/>
-      <w:r>
-        <w:rPr>
-          <w:rFonts w:ascii="Times New Roman" w:hAnsi="Times New Roman" w:cs="Times New Roman"/>
-          <w:sz w:val="24"/>
-          <w:szCs w:val="24"/>
-          <w:lang w:val="en-IN" w:eastAsia="en-IN"/>
-        </w:rPr>
-        <w:t>Jijau</w:t>
-      </w:r>
-      <w:proofErr w:type="spellEnd"/>
-      <w:r>
-        <w:rPr>
-          <w:rFonts w:ascii="Times New Roman" w:hAnsi="Times New Roman" w:cs="Times New Roman"/>
-          <w:sz w:val="24"/>
-          <w:szCs w:val="24"/>
-          <w:lang w:val="en-IN" w:eastAsia="en-IN"/>
-        </w:rPr>
-        <w:t xml:space="preserve"> Jayanti Celebration, emphasizing their lasting influence on society and the importance of women’s empowerment and value-based education.</w:t>
+        <w:t>The NSS Unit successfully conducted the Savitribai Phule and Rajmata Jijau Jayanti Celebration, emphasizing their lasting influence on society and the importance of women’s empowerment and value-based education.</w:t>
       </w:r>
     </w:p>
     <w:p>
@@ -1228,8 +1028,6 @@
           <w:szCs w:val="24"/>
         </w:rPr>
       </w:pPr>
-      <w:bookmarkStart w:id="0" w:name="_GoBack"/>
-      <w:bookmarkEnd w:id="0"/>
     </w:p>
     <w:p>
       <w:pPr>
@@ -1891,6 +1689,7 @@
   <w:style w:type="character" w:default="1" w:styleId="DefaultParagraphFont">
     <w:name w:val="Default Paragraph Font"/>
     <w:uiPriority w:val="1"/>
+    <w:semiHidden/>
     <w:unhideWhenUsed/>
   </w:style>
   <w:style w:type="table" w:default="1" w:styleId="TableNormal">
